--- a/라임비뇨기과/신장부신방광_초음파_판독지.docx
+++ b/라임비뇨기과/신장부신방광_초음파_판독지.docx
@@ -28,7 +28,7 @@
           <w:rFonts w:hint="eastAsia"/>
           <w:b/>
         </w:rPr>
-        <w:t xml:space="preserve">방과 </w:t>
+        <w:t xml:space="preserve">방광 </w:t>
       </w:r>
       <w:bookmarkStart w:id="0" w:name="_GoBack"/>
       <w:bookmarkEnd w:id="0"/>
@@ -645,7 +645,7 @@
                 <w:sz w:val="16"/>
                 <w:szCs w:val="16"/>
               </w:rPr>
-              <w:t>검자자</w:t>
+              <w:t>검사자</w:t>
             </w:r>
             <w:proofErr w:type="spellEnd"/>
             <w:r>
